--- a/워크시트/Laser_eye_엔트리_워크시트.docx
+++ b/워크시트/Laser_eye_엔트리_워크시트.docx
@@ -817,18 +817,7 @@
         <w:rPr>
           <w:sz w:val="22"/>
         </w:rPr>
-        <w:t>아래는 laser eye.ent 파일 안에 들어있는 핵심 코드 흐름을 재현한 것입니다.</w:t>
-      </w:r>
-    </w:p>
-    <w:p>
-      <w:pPr>
-        <w:spacing w:after="120"/>
-      </w:pPr>
-      <w:r>
-        <w:rPr>
-          <w:sz w:val="18"/>
-        </w:rPr>
-        <w:t>※ 색상은 실제 엔트리 편집기의 블록 카테고리를 참고해 스타일화하여 그린 것입니다.</w:t>
+        <w:t>아래는 laser eye.ent 파일을 엔트리 편집기에서 직접 불러와 캡처한 실제 화면입니다.</w:t>
       </w:r>
     </w:p>
     <w:p>
@@ -845,7 +834,7 @@
       <w:r>
         <w:drawing>
           <wp:inline xmlns:a="http://schemas.openxmlformats.org/drawingml/2006/main" xmlns:pic="http://schemas.openxmlformats.org/drawingml/2006/picture">
-            <wp:extent cx="4320000" cy="1635429"/>
+            <wp:extent cx="4320000" cy="2677808"/>
             <wp:docPr id="3" name="Picture 3"/>
             <wp:cNvGraphicFramePr>
               <a:graphicFrameLocks noChangeAspect="1"/>
@@ -866,7 +855,7 @@
                   <pic:spPr>
                     <a:xfrm>
                       <a:off x="0" y="0"/>
-                      <a:ext cx="4320000" cy="1635429"/>
+                      <a:ext cx="4320000" cy="2677808"/>
                     </a:xfrm>
                     <a:prstGeom prst="rect"/>
                   </pic:spPr>
@@ -896,7 +885,7 @@
       <w:r>
         <w:drawing>
           <wp:inline xmlns:a="http://schemas.openxmlformats.org/drawingml/2006/main" xmlns:pic="http://schemas.openxmlformats.org/drawingml/2006/picture">
-            <wp:extent cx="4680000" cy="1894645"/>
+            <wp:extent cx="6000000" cy="2353916"/>
             <wp:docPr id="4" name="Picture 4"/>
             <wp:cNvGraphicFramePr>
               <a:graphicFrameLocks noChangeAspect="1"/>
@@ -917,7 +906,7 @@
                   <pic:spPr>
                     <a:xfrm>
                       <a:off x="0" y="0"/>
-                      <a:ext cx="4680000" cy="1894645"/>
+                      <a:ext cx="6000000" cy="2353916"/>
                     </a:xfrm>
                     <a:prstGeom prst="rect"/>
                   </pic:spPr>
@@ -947,7 +936,7 @@
       <w:r>
         <w:drawing>
           <wp:inline xmlns:a="http://schemas.openxmlformats.org/drawingml/2006/main" xmlns:pic="http://schemas.openxmlformats.org/drawingml/2006/picture">
-            <wp:extent cx="4320000" cy="2136857"/>
+            <wp:extent cx="4320000" cy="3723315"/>
             <wp:docPr id="5" name="Picture 5"/>
             <wp:cNvGraphicFramePr>
               <a:graphicFrameLocks noChangeAspect="1"/>
@@ -968,7 +957,7 @@
                   <pic:spPr>
                     <a:xfrm>
                       <a:off x="0" y="0"/>
-                      <a:ext cx="4320000" cy="2136857"/>
+                      <a:ext cx="4320000" cy="3723315"/>
                     </a:xfrm>
                     <a:prstGeom prst="rect"/>
                   </pic:spPr>

--- a/워크시트/Laser_eye_엔트리_워크시트.docx
+++ b/워크시트/Laser_eye_엔트리_워크시트.docx
@@ -1477,6 +1477,281 @@
         <w:t>목표물이 가만히 있지 않고 화면 안을 움직이도록 만들어서 더 어렵게 만들어 보세요.</w:t>
       </w:r>
     </w:p>
+    <w:tbl>
+      <w:tblPr>
+        <w:tblW w:type="auto" w:w="0"/>
+        <w:jc w:val="center"/>
+        <w:tblLook w:firstColumn="1" w:firstRow="1" w:lastColumn="0" w:lastRow="0" w:noHBand="0" w:noVBand="1" w:val="04A0"/>
+        <w:tblBorders>
+          <w:top w:val="none" w:sz="0" w:space="0" w:color="auto"/>
+          <w:left w:val="none" w:sz="0" w:space="0" w:color="auto"/>
+          <w:bottom w:val="none" w:sz="0" w:space="0" w:color="auto"/>
+          <w:right w:val="none" w:sz="0" w:space="0" w:color="auto"/>
+          <w:insideH w:val="none" w:sz="0" w:space="0" w:color="auto"/>
+          <w:insideV w:val="none" w:sz="0" w:space="0" w:color="auto"/>
+        </w:tblBorders>
+      </w:tblPr>
+      <w:tblGrid>
+        <w:gridCol w:w="9638"/>
+      </w:tblGrid>
+      <w:tr>
+        <w:tc>
+          <w:tcPr>
+            <w:tcW w:type="dxa" w:w="9638"/>
+            <w:shd w:val="clear" w:color="auto" w:fill="1A1A2E"/>
+          </w:tcPr>
+          <w:p>
+            <w:pPr>
+              <w:pageBreakBefore/>
+              <w:jc w:val="center"/>
+            </w:pPr>
+            <w:r>
+              <w:rPr>
+                <w:b/>
+                <w:color w:val="FFFFFF"/>
+                <w:sz w:val="32"/>
+              </w:rPr>
+              <w:t>워크시트 — Laser eye</w:t>
+            </w:r>
+          </w:p>
+        </w:tc>
+      </w:tr>
+    </w:tbl>
+    <w:p>
+      <w:r>
+        <w:rPr>
+          <w:b w:val="0"/>
+          <w:sz w:val="26"/>
+        </w:rPr>
+      </w:r>
+    </w:p>
+    <w:p>
+      <w:r>
+        <w:rPr>
+          <w:b/>
+          <w:sz w:val="26"/>
+        </w:rPr>
+        <w:t>이름:</w:t>
+      </w:r>
+    </w:p>
+    <w:p>
+      <w:pPr>
+        <w:pBdr>
+          <w:bottom w:val="single" w:sz="4" w:space="1" w:color="999999"/>
+        </w:pBdr>
+        <w:spacing w:after="280"/>
+      </w:pPr>
+      <w:r>
+        <w:rPr>
+          <w:b w:val="0"/>
+          <w:sz w:val="24"/>
+        </w:rPr>
+        <w:t xml:space="preserve"> </w:t>
+      </w:r>
+    </w:p>
+    <w:p>
+      <w:r>
+        <w:rPr>
+          <w:b/>
+          <w:sz w:val="26"/>
+        </w:rPr>
+        <w:t>날짜:</w:t>
+      </w:r>
+    </w:p>
+    <w:p>
+      <w:pPr>
+        <w:pBdr>
+          <w:bottom w:val="single" w:sz="4" w:space="1" w:color="999999"/>
+        </w:pBdr>
+        <w:spacing w:after="280"/>
+      </w:pPr>
+      <w:r>
+        <w:rPr>
+          <w:b w:val="0"/>
+          <w:sz w:val="24"/>
+        </w:rPr>
+        <w:t xml:space="preserve"> </w:t>
+      </w:r>
+    </w:p>
+    <w:p>
+      <w:r>
+        <w:rPr>
+          <w:b w:val="0"/>
+          <w:sz w:val="26"/>
+        </w:rPr>
+      </w:r>
+    </w:p>
+    <w:p>
+      <w:r>
+        <w:rPr>
+          <w:b/>
+          <w:sz w:val="26"/>
+        </w:rPr>
+        <w:t>1. 스페이스 바를 눌렀을 때 어떤 값이 변수에 저장되나요?</w:t>
+      </w:r>
+    </w:p>
+    <w:p>
+      <w:pPr>
+        <w:pBdr>
+          <w:bottom w:val="single" w:sz="4" w:space="1" w:color="999999"/>
+        </w:pBdr>
+        <w:spacing w:after="280"/>
+      </w:pPr>
+      <w:r>
+        <w:rPr>
+          <w:b w:val="0"/>
+          <w:sz w:val="24"/>
+        </w:rPr>
+        <w:t xml:space="preserve"> </w:t>
+      </w:r>
+    </w:p>
+    <w:p>
+      <w:pPr>
+        <w:pBdr>
+          <w:bottom w:val="single" w:sz="4" w:space="1" w:color="999999"/>
+        </w:pBdr>
+        <w:spacing w:after="280"/>
+      </w:pPr>
+      <w:r>
+        <w:rPr>
+          <w:b w:val="0"/>
+          <w:sz w:val="24"/>
+        </w:rPr>
+        <w:t xml:space="preserve"> </w:t>
+      </w:r>
+    </w:p>
+    <w:p>
+      <w:r>
+        <w:rPr>
+          <w:b/>
+          <w:sz w:val="26"/>
+        </w:rPr>
+        <w:t>2. 이 프로젝트의 조작 방식(모션 컨트롤)은 마우스·키보드 조작과 어떻게 다른가요?</w:t>
+      </w:r>
+    </w:p>
+    <w:p>
+      <w:pPr>
+        <w:pBdr>
+          <w:bottom w:val="single" w:sz="4" w:space="1" w:color="999999"/>
+        </w:pBdr>
+        <w:spacing w:after="280"/>
+      </w:pPr>
+      <w:r>
+        <w:rPr>
+          <w:b w:val="0"/>
+          <w:sz w:val="24"/>
+        </w:rPr>
+        <w:t xml:space="preserve"> </w:t>
+      </w:r>
+    </w:p>
+    <w:p>
+      <w:pPr>
+        <w:pBdr>
+          <w:bottom w:val="single" w:sz="4" w:space="1" w:color="999999"/>
+        </w:pBdr>
+        <w:spacing w:after="280"/>
+      </w:pPr>
+      <w:r>
+        <w:rPr>
+          <w:b w:val="0"/>
+          <w:sz w:val="24"/>
+        </w:rPr>
+        <w:t xml:space="preserve"> </w:t>
+      </w:r>
+    </w:p>
+    <w:p>
+      <w:r>
+        <w:rPr>
+          <w:b/>
+          <w:sz w:val="26"/>
+        </w:rPr>
+        <w:t>3. 레이저가 눈을 실시간으로 계속 따라다니게 만들려면 어떤 부분을 바꿔야 할까요?</w:t>
+      </w:r>
+    </w:p>
+    <w:p>
+      <w:pPr>
+        <w:pBdr>
+          <w:bottom w:val="single" w:sz="4" w:space="1" w:color="999999"/>
+        </w:pBdr>
+        <w:spacing w:after="280"/>
+      </w:pPr>
+      <w:r>
+        <w:rPr>
+          <w:b w:val="0"/>
+          <w:sz w:val="24"/>
+        </w:rPr>
+        <w:t xml:space="preserve"> </w:t>
+      </w:r>
+    </w:p>
+    <w:p>
+      <w:pPr>
+        <w:pBdr>
+          <w:bottom w:val="single" w:sz="4" w:space="1" w:color="999999"/>
+        </w:pBdr>
+        <w:spacing w:after="280"/>
+      </w:pPr>
+      <w:r>
+        <w:rPr>
+          <w:b w:val="0"/>
+          <w:sz w:val="24"/>
+        </w:rPr>
+        <w:t xml:space="preserve"> </w:t>
+      </w:r>
+    </w:p>
+    <w:p>
+      <w:r>
+        <w:rPr>
+          <w:b w:val="0"/>
+          <w:sz w:val="26"/>
+        </w:rPr>
+      </w:r>
+    </w:p>
+    <w:p>
+      <w:r>
+        <w:rPr>
+          <w:b/>
+          <w:sz w:val="26"/>
+        </w:rPr>
+        <w:t>오늘 배운 내용 체크리스트</w:t>
+      </w:r>
+    </w:p>
+    <w:p>
+      <w:r>
+        <w:rPr>
+          <w:b w:val="0"/>
+          <w:sz w:val="24"/>
+        </w:rPr>
+        <w:t>☐  왼쪽눈·오른쪽눈 좌표가 어떻게 레이저 위치로 쓰이는지 확인했다</w:t>
+      </w:r>
+    </w:p>
+    <w:p>
+      <w:r>
+        <w:rPr>
+          <w:b w:val="0"/>
+          <w:sz w:val="24"/>
+        </w:rPr>
+        <w:t>☐  '명중' 신호가 어떤 오브젝트들 사이에서 오가는지 설명할 수 있다</w:t>
+      </w:r>
+    </w:p>
+    <w:p>
+      <w:r>
+        <w:rPr>
+          <w:b w:val="0"/>
+          <w:sz w:val="24"/>
+        </w:rPr>
+        <w:t>☐  모션 컨트롤(신체 기반 인터페이스)의 예시를 2가지 이상 말할 수 있다</w:t>
+      </w:r>
+    </w:p>
+    <w:p>
+      <w:r>
+        <w:rPr>
+          <w:b w:val="0"/>
+          <w:sz w:val="24"/>
+        </w:rPr>
+        <w:t>☐  점수 시스템이나 실시간 추적 등 확장 기능을 시도했다 (선택)</w:t>
+      </w:r>
+    </w:p>
+    <w:p/>
     <w:sectPr>
       <w:pgSz w:w="11906" w:h="16838"/>
       <w:pgMar w:top="850" w:right="1134" w:bottom="850" w:left="1134" w:header="720" w:footer="720" w:gutter="0"/>
